--- a/Files/02 - Shemos/07 - Teruma/5783/Teruma 5783.docx
+++ b/Files/02 - Shemos/07 - Teruma/5783/Teruma 5783.docx
@@ -1637,7 +1637,7 @@
         <w:rPr>
           <w:rFonts w:ascii="Times New Roman" w:hAnsi="Times New Roman" w:cs="Times New Roman"/>
         </w:rPr>
-        <w:t>; it becomes a</w:t>
+        <w:t xml:space="preserve">; it becomes a </w:t>
       </w:r>
       <w:r>
         <w:rPr>

--- a/Files/02 - Shemos/07 - Teruma/5783/Teruma 5783.docx
+++ b/Files/02 - Shemos/07 - Teruma/5783/Teruma 5783.docx
@@ -115,7 +115,7 @@
           <w:rFonts w:ascii="Times New Roman" w:hAnsi="Times New Roman" w:cs="Times New Roman"/>
           <w:rtl/>
         </w:rPr>
-        <w:t>"</w:t>
+        <w:t>״</w:t>
       </w:r>
       <w:r>
         <w:rPr>
@@ -381,7 +381,7 @@
           <w:rFonts w:ascii="Times New Roman" w:hAnsi="Times New Roman" w:cs="Times New Roman"/>
           <w:rtl/>
         </w:rPr>
-        <w:t>"</w:t>
+        <w:t>״</w:t>
       </w:r>
       <w:r>
         <w:rPr>
